--- a/public/labs/os/ЛР1_ОС_Робота_в_середовищі_ОС_Windows.docx
+++ b/public/labs/os/ЛР1_ОС_Робота_в_середовищі_ОС_Windows.docx
@@ -4064,13 +4064,30 @@
       </w:tr>
     </w:tbl>
     <w:bookmarkEnd w:id="25"/>
-    <w:bookmarkStart w:id="26" w:name="контрольні-запитання"/>
+    <w:bookmarkStart w:id="29" w:name="контрольні-запитання"/>
     <w:p>
       <w:pPr>
         <w:pStyle w:val="Heading2"/>
       </w:pPr>
       <w:r>
         <w:t xml:space="preserve">Контрольні запитання</w:t>
+      </w:r>
+    </w:p>
+    <w:p>
+      <w:pPr>
+        <w:pStyle w:val="FirstParagraph"/>
+      </w:pPr>
+      <w:r>
+        <w:t xml:space="preserve">Запитання згруповано за рівнями навчальних досягнень. Для позитивної оцінки студент має відповісти на запитання середнього рівня, оцінка «добре» потребує відповідей достатнього рівня, оцінка «відмінно» — високого.</w:t>
+      </w:r>
+    </w:p>
+    <w:bookmarkStart w:id="26" w:name="середній-рівень-репродуктивний"/>
+    <w:p>
+      <w:pPr>
+        <w:pStyle w:val="Heading3"/>
+      </w:pPr>
+      <w:r>
+        <w:t xml:space="preserve">Середній рівень (репродуктивний)</w:t>
       </w:r>
     </w:p>
     <w:p>
@@ -4096,7 +4113,7 @@
         <w:jc w:val="both"/>
       </w:pPr>
       <w:r>
-        <w:t xml:space="preserve">Що таке ядро ОС? До якої архітектури належить ядро Windows NT і чим воно відрізняється від монолітного та мікроядра?</w:t>
+        <w:t xml:space="preserve">Що таке ядро ОС і до якої архітектури належить ядро Windows NT?</w:t>
       </w:r>
     </w:p>
     <w:p>
@@ -4122,7 +4139,7 @@
         <w:jc w:val="both"/>
       </w:pPr>
       <w:r>
-        <w:t xml:space="preserve">Які процеси мають PID 0 і PID 4? Чому їх не можна завершити звичайним способом?</w:t>
+        <w:t xml:space="preserve">Які процеси мають PID 0 і PID 4?</w:t>
       </w:r>
     </w:p>
     <w:p>
@@ -4135,7 +4152,7 @@
         <w:jc w:val="both"/>
       </w:pPr>
       <w:r>
-        <w:t xml:space="preserve">Що таке режим користувача та режим ядра? Чому прикладна програма не може безпосередньо звернутися до диска?</w:t>
+        <w:t xml:space="preserve">Що таке режим користувача та режим ядра?</w:t>
       </w:r>
     </w:p>
     <w:p>
@@ -4161,7 +4178,7 @@
         <w:jc w:val="both"/>
       </w:pPr>
       <w:r>
-        <w:t xml:space="preserve">Як побачити частку часу, проведену процесором у режимі ядра? За яких дій вона зростає і чому?</w:t>
+        <w:t xml:space="preserve">Що таке змінна середовища? Для чого система використовує змінну PATH?</w:t>
       </w:r>
     </w:p>
     <w:p>
@@ -4174,7 +4191,17 @@
         <w:jc w:val="both"/>
       </w:pPr>
       <w:r>
-        <w:t xml:space="preserve">Чим CMD відрізняється від PowerShell? Що передається по конвеєру в кожному з них?</w:t>
+        <w:t xml:space="preserve">Якими командами визначають версію, ім’я комп’ютера та ім’я користувача?</w:t>
+      </w:r>
+    </w:p>
+    <w:bookmarkEnd w:id="26"/>
+    <w:bookmarkStart w:id="27" w:name="Xf8a59b0220f3a7cb520922cfcf2989f7f66f7c3"/>
+    <w:p>
+      <w:pPr>
+        <w:pStyle w:val="Heading3"/>
+      </w:pPr>
+      <w:r>
+        <w:t xml:space="preserve">Достатній рівень (конструктивно-варіативний)</w:t>
       </w:r>
     </w:p>
     <w:p>
@@ -4182,12 +4209,12 @@
         <w:pStyle w:val="Compact"/>
         <w:numPr>
           <w:ilvl w:val="0"/>
-          <w:numId w:val="1008"/>
+          <w:numId w:val="1009"/>
         </w:numPr>
         <w:jc w:val="both"/>
       </w:pPr>
       <w:r>
-        <w:t xml:space="preserve">Що таке змінна середовища? Для чого система використовує змінну PATH?</w:t>
+        <w:t xml:space="preserve">Чим гібридне ядро Windows NT відрізняється від монолітного та від мікроядра?</w:t>
       </w:r>
     </w:p>
     <w:p>
@@ -4195,12 +4222,12 @@
         <w:pStyle w:val="Compact"/>
         <w:numPr>
           <w:ilvl w:val="0"/>
-          <w:numId w:val="1008"/>
+          <w:numId w:val="1009"/>
         </w:numPr>
         <w:jc w:val="both"/>
       </w:pPr>
       <w:r>
-        <w:t xml:space="preserve">Чим команда set відрізняється від setx?</w:t>
+        <w:t xml:space="preserve">Чому процеси з PID 0 і PID 4 не можна завершити звичайним способом?</w:t>
       </w:r>
     </w:p>
     <w:p>
@@ -4208,12 +4235,12 @@
         <w:pStyle w:val="Compact"/>
         <w:numPr>
           <w:ilvl w:val="0"/>
-          <w:numId w:val="1008"/>
+          <w:numId w:val="1009"/>
         </w:numPr>
         <w:jc w:val="both"/>
       </w:pPr>
       <w:r>
-        <w:t xml:space="preserve">Як вивести приховані файли в CMD? Якою командою встановлюють і знімають атрибут «прихований»?</w:t>
+        <w:t xml:space="preserve">Чому прикладна програма не може безпосередньо звернутися до диска?</w:t>
       </w:r>
     </w:p>
     <w:p>
@@ -4221,15 +4248,130 @@
         <w:pStyle w:val="Compact"/>
         <w:numPr>
           <w:ilvl w:val="0"/>
-          <w:numId w:val="1008"/>
+          <w:numId w:val="1009"/>
         </w:numPr>
         <w:jc w:val="both"/>
       </w:pPr>
       <w:r>
-        <w:t xml:space="preserve">Що показує номер збірки Windows і чим він корисніший за назву версії?</w:t>
-      </w:r>
-    </w:p>
-    <w:bookmarkEnd w:id="26"/>
+        <w:t xml:space="preserve">Як побачити частку часу, проведену процесором у режимі ядра? За яких дій вона зростає і чому?</w:t>
+      </w:r>
+    </w:p>
+    <w:p>
+      <w:pPr>
+        <w:pStyle w:val="Compact"/>
+        <w:numPr>
+          <w:ilvl w:val="0"/>
+          <w:numId w:val="1009"/>
+        </w:numPr>
+        <w:jc w:val="both"/>
+      </w:pPr>
+      <w:r>
+        <w:t xml:space="preserve">Чим CMD відрізняється від PowerShell? Що передається по конвеєру в кожному з них?</w:t>
+      </w:r>
+    </w:p>
+    <w:p>
+      <w:pPr>
+        <w:pStyle w:val="Compact"/>
+        <w:numPr>
+          <w:ilvl w:val="0"/>
+          <w:numId w:val="1009"/>
+        </w:numPr>
+        <w:jc w:val="both"/>
+      </w:pPr>
+      <w:r>
+        <w:t xml:space="preserve">Чим команда set відрізняється від setx?</w:t>
+      </w:r>
+    </w:p>
+    <w:p>
+      <w:pPr>
+        <w:pStyle w:val="Compact"/>
+        <w:numPr>
+          <w:ilvl w:val="0"/>
+          <w:numId w:val="1009"/>
+        </w:numPr>
+        <w:jc w:val="both"/>
+      </w:pPr>
+      <w:r>
+        <w:t xml:space="preserve">Як вивести приховані файли в CMD? Якою командою встановлюють і знімають атрибут «прихований»?</w:t>
+      </w:r>
+    </w:p>
+    <w:p>
+      <w:pPr>
+        <w:pStyle w:val="Compact"/>
+        <w:numPr>
+          <w:ilvl w:val="0"/>
+          <w:numId w:val="1009"/>
+        </w:numPr>
+        <w:jc w:val="both"/>
+      </w:pPr>
+      <w:r>
+        <w:t xml:space="preserve">Запишіть команду, яка виведе з systeminfo лише рядки про версію та розрядність системи.</w:t>
+      </w:r>
+    </w:p>
+    <w:bookmarkEnd w:id="27"/>
+    <w:bookmarkStart w:id="28" w:name="високий-рівень-творчий"/>
+    <w:p>
+      <w:pPr>
+        <w:pStyle w:val="Heading3"/>
+      </w:pPr>
+      <w:r>
+        <w:t xml:space="preserve">Високий рівень (творчий)</w:t>
+      </w:r>
+    </w:p>
+    <w:p>
+      <w:pPr>
+        <w:pStyle w:val="Compact"/>
+        <w:numPr>
+          <w:ilvl w:val="0"/>
+          <w:numId w:val="1010"/>
+        </w:numPr>
+        <w:jc w:val="both"/>
+      </w:pPr>
+      <w:r>
+        <w:t xml:space="preserve">Що показує номер збірки Windows і чим він корисніший за назву версії? Поясніть на прикладі власної системи.</w:t>
+      </w:r>
+    </w:p>
+    <w:p>
+      <w:pPr>
+        <w:pStyle w:val="Compact"/>
+        <w:numPr>
+          <w:ilvl w:val="0"/>
+          <w:numId w:val="1010"/>
+        </w:numPr>
+        <w:jc w:val="both"/>
+      </w:pPr>
+      <w:r>
+        <w:t xml:space="preserve">Поясніть, чому помилка драйвера призводить до зупинки всієї системи, а помилка прикладної програми — ні.</w:t>
+      </w:r>
+    </w:p>
+    <w:p>
+      <w:pPr>
+        <w:pStyle w:val="Compact"/>
+        <w:numPr>
+          <w:ilvl w:val="0"/>
+          <w:numId w:val="1010"/>
+        </w:numPr>
+        <w:jc w:val="both"/>
+      </w:pPr>
+      <w:r>
+        <w:t xml:space="preserve">Ви отримали два різні значення кількості процесів від tasklist і Get-Process. Назвіть можливі причини розбіжності та спосіб перевірки кожної.</w:t>
+      </w:r>
+    </w:p>
+    <w:p>
+      <w:pPr>
+        <w:pStyle w:val="Compact"/>
+        <w:numPr>
+          <w:ilvl w:val="0"/>
+          <w:numId w:val="1010"/>
+        </w:numPr>
+        <w:jc w:val="both"/>
+      </w:pPr>
+      <w:r>
+        <w:t xml:space="preserve">Сформулюйте, чому майже будь-яка дія користувача врешті-решт зводиться до системного виклику. Проілюструйте ланцюжком «дія → підсистема → ядро».</w:t>
+      </w:r>
+    </w:p>
+    <w:bookmarkEnd w:id="28"/>
+    <w:bookmarkEnd w:id="29"/>
     <w:sectPr>
       <w:pgSz w:h="16838" w:orient="portrait" w:w="11906"/>
       <w:pgMar w:bottom="1134" w:footer="708" w:gutter="0" w:header="708" w:left="1418" w:right="851" w:top="1134"/>
@@ -4596,6 +4738,66 @@
     <w:abstractNumId w:val="991"/>
   </w:num>
   <w:num w:numId="1008">
+    <w:abstractNumId w:val="99411"/>
+    <w:lvlOverride w:ilvl="0">
+      <w:startOverride w:val="1"/>
+    </w:lvlOverride>
+    <w:lvlOverride w:ilvl="1">
+      <w:startOverride w:val="1"/>
+    </w:lvlOverride>
+    <w:lvlOverride w:ilvl="2">
+      <w:startOverride w:val="1"/>
+    </w:lvlOverride>
+    <w:lvlOverride w:ilvl="3">
+      <w:startOverride w:val="1"/>
+    </w:lvlOverride>
+    <w:lvlOverride w:ilvl="4">
+      <w:startOverride w:val="1"/>
+    </w:lvlOverride>
+    <w:lvlOverride w:ilvl="5">
+      <w:startOverride w:val="1"/>
+    </w:lvlOverride>
+    <w:lvlOverride w:ilvl="6">
+      <w:startOverride w:val="1"/>
+    </w:lvlOverride>
+    <w:lvlOverride w:ilvl="7">
+      <w:startOverride w:val="1"/>
+    </w:lvlOverride>
+    <w:lvlOverride w:ilvl="8">
+      <w:startOverride w:val="1"/>
+    </w:lvlOverride>
+  </w:num>
+  <w:num w:numId="1009">
+    <w:abstractNumId w:val="99411"/>
+    <w:lvlOverride w:ilvl="0">
+      <w:startOverride w:val="1"/>
+    </w:lvlOverride>
+    <w:lvlOverride w:ilvl="1">
+      <w:startOverride w:val="1"/>
+    </w:lvlOverride>
+    <w:lvlOverride w:ilvl="2">
+      <w:startOverride w:val="1"/>
+    </w:lvlOverride>
+    <w:lvlOverride w:ilvl="3">
+      <w:startOverride w:val="1"/>
+    </w:lvlOverride>
+    <w:lvlOverride w:ilvl="4">
+      <w:startOverride w:val="1"/>
+    </w:lvlOverride>
+    <w:lvlOverride w:ilvl="5">
+      <w:startOverride w:val="1"/>
+    </w:lvlOverride>
+    <w:lvlOverride w:ilvl="6">
+      <w:startOverride w:val="1"/>
+    </w:lvlOverride>
+    <w:lvlOverride w:ilvl="7">
+      <w:startOverride w:val="1"/>
+    </w:lvlOverride>
+    <w:lvlOverride w:ilvl="8">
+      <w:startOverride w:val="1"/>
+    </w:lvlOverride>
+  </w:num>
+  <w:num w:numId="1010">
     <w:abstractNumId w:val="99411"/>
     <w:lvlOverride w:ilvl="0">
       <w:startOverride w:val="1"/>
